--- a/DOC-008 - Product Roadmap (visão macro) - v0.2.docx
+++ b/DOC-008 - Product Roadmap (visão macro) - v0.2.docx
@@ -562,11 +562,9 @@
           <w:b/>
           <w:bCs/>
         </w:rPr>
-        <w:t xml:space="preserve">Alterações nesta versão:</w:t>
-      </w:r>
-      <w:r>
-        <w:t xml:space="preserve"> ADR-008 reposicionado como pré-requisito de W1 para as partes do sistema que dependem do modelo de Compliance as Data; W4 passa a depender explicitamente de validação jurídica sobre a ABNT NBR 17037 e sobre a distinção Regra A / Regra B; W1 recebe o princípio PP-13 como item de arquitetura a resolver nas Fases 3/6.</w:t>
-      </w:r>
+        <w:t>Alterações nesta versão: ADR-008 reposicionado como pré-requisito de W1 para as partes do sistema que dependem do modelo de Compliance as Data; W4 passa a depender explicitamente de validação jurídica sobre a extensão da ABNT NBR 17037, a confirmação jurídica formal da Portaria GM/MS nº 3.523/1998 e eventuais normas locais, setoriais ou contratuais; W1 recebe o princípio PP-13 como item de arquitetura a resolver nas Fases 3/6.</w:t>
+      </w:r>
+      <w:r/>
     </w:p>
     <w:p>
       <w:pPr>
@@ -1821,11 +1819,9 @@
           <w:b/>
           <w:bCs/>
         </w:rPr>
-        <w:t xml:space="preserve">Critério de entrada:</w:t>
-      </w:r>
-      <w:r>
-        <w:t xml:space="preserve"> parecer jurídico sobre a aplicabilidade da ABNT NBR 17037 e sobre a Portaria GM/MS nº 3.523/1998 (OQ-004, OQ-012, OQ-021); normas adquiridas legitimamente (DEP-003); parecer de responsável técnico (DEP-002).</w:t>
-      </w:r>
+        <w:t>Critério de entrada: parecer jurídico sobre a extensão da aplicabilidade da ABNT NBR 17037 (OQ-004), eventual alteração/revogação/consolidação da Portaria GM/MS nº 3.523/1998 (OQ-012) e normas estaduais, municipais, setoriais, contratuais ou situações de uso restrito que afetem a Regra A / Regra B (OQ-021); normas adquiridas legitimamente (DEP-003); parecer de responsável técnico (DEP-002).</w:t>
+      </w:r>
+      <w:r/>
     </w:p>
     <w:p>
       <w:pPr>

--- a/DOC-008 - Product Roadmap (visão macro) - v0.2.docx
+++ b/DOC-008 - Product Roadmap (visão macro) - v0.2.docx
@@ -196,15 +196,8 @@
             </w:tcMar>
           </w:tcPr>
           <w:p>
-            <w:pPr>
-              <w:spacing w:after="20" w:before="20"/>
-            </w:pPr>
-            <w:r>
-              <w:rPr>
-                <w:b/>
-                <w:bCs/>
-              </w:rPr>
-              <w:t xml:space="preserve">0.2 DRAFT</w:t>
+            <w:r>
+              <w:t>v0.2 — APPROVED</w:t>
             </w:r>
           </w:p>
         </w:tc>
@@ -356,15 +349,8 @@
             </w:tcMar>
           </w:tcPr>
           <w:p>
-            <w:pPr>
-              <w:spacing w:after="20" w:before="20"/>
-            </w:pPr>
-            <w:r>
-              <w:rPr>
-                <w:b/>
-                <w:bCs/>
-              </w:rPr>
-              <w:t xml:space="preserve">Services.NET Phase 1 Audit — Approved</w:t>
+            <w:r>
+              <w:t>Services.NET Phase 1 Audit — Approved; Services.NET segunda revisão formal da Fase 1 v0.2</w:t>
             </w:r>
           </w:p>
         </w:tc>
@@ -468,15 +454,8 @@
             </w:tcMar>
           </w:tcPr>
           <w:p>
-            <w:pPr>
-              <w:spacing w:after="20" w:before="20"/>
-            </w:pPr>
-            <w:r>
-              <w:rPr>
-                <w:b/>
-                <w:bCs/>
-              </w:rPr>
-              <w:t xml:space="preserve">Aguardando segunda revisão formal da Services.NET</w:t>
+            <w:r>
+              <w:t>APPROVED WITH OPEN ACTIONS — Fase 1 v0.2 aprovada formalmente pela Services.NET em 22/09/2026. A Fase 2 não foi iniciada.</w:t>
             </w:r>
           </w:p>
         </w:tc>
@@ -849,11 +828,8 @@
             </w:tcMar>
           </w:tcPr>
           <w:p>
-            <w:pPr>
-              <w:spacing w:after="20" w:before="20"/>
-            </w:pPr>
-            <w:r>
-              <w:t xml:space="preserve">Em curso (Fase 1 — v0.2 em revisão)</w:t>
+            <w:r>
+              <w:t>Em curso — Fase 1 v0.2 aprovada; Fase 2 não iniciada nesta execução</w:t>
             </w:r>
           </w:p>
         </w:tc>
@@ -1589,24 +1565,7 @@
         <w:jc w:val="both"/>
       </w:pPr>
       <w:r>
-        <w:rPr>
-          <w:b/>
-          <w:bCs/>
-        </w:rPr>
-        <w:t xml:space="preserve">Critério de entrada:</w:t>
-      </w:r>
-      <w:r>
-        <w:t xml:space="preserve"> W0 aprovado; </w:t>
-      </w:r>
-      <w:r>
-        <w:rPr>
-          <w:b/>
-          <w:bCs/>
-        </w:rPr>
-        <w:t xml:space="preserve">ADR-001, ADR-002 e ADR-008 decididos</w:t>
-      </w:r>
-      <w:r>
-        <w:t xml:space="preserve"> (ADR-008 é pré-requisito das partes do sistema que dependem do modelo de Compliance as Data — CAP-030 a CAP-034 e CAP-037); cliente-piloto confirmado; mecanismo de preservação do estado de referência do PMOC (PP-13) resolvido nas Fases 3 e 6.</w:t>
+        <w:t>Critério de entrada: W0 aprovado; ADR-001, ADR-002 e ADR-008 decididos (ADR-008 é pré-requisito das partes do sistema que dependem do modelo de Compliance as Data — CAP-030 a CAP-034 e CAP-037); tenant-piloto Clima Zero Climatização definido, com interlocutores/agenda tratados em OQ-022; mecanismo de preservação do estado de referência do PMOC (PP-13) resolvido nas Fases 3 e 6.</w:t>
       </w:r>
     </w:p>
     <w:p>
@@ -3594,11 +3553,8 @@
             </w:tcMar>
           </w:tcPr>
           <w:p>
-            <w:pPr>
-              <w:spacing w:after="20" w:before="20"/>
-            </w:pPr>
-            <w:r>
-              <w:t xml:space="preserve">Fase 1 aprovada (após segunda revisão formal)</w:t>
+            <w:r>
+              <w:t>Fase 1 v0.2 aprovada formalmente em 22/09/2026</w:t>
             </w:r>
           </w:p>
         </w:tc>
@@ -3619,11 +3575,8 @@
             </w:tcMar>
           </w:tcPr>
           <w:p>
-            <w:pPr>
-              <w:spacing w:after="20" w:before="20"/>
-            </w:pPr>
-            <w:r>
-              <w:t xml:space="preserve">Patrocinador e Product Owner</w:t>
+            <w:r>
+              <w:t>Alan Maciel Lima (Sponsor) e Services.NET (Product Owner institucional)</w:t>
             </w:r>
           </w:p>
         </w:tc>
